--- a/Symphony/outputs/reports/Cases_Management_Report_Completed_tables_filled_backup2.docx
+++ b/Symphony/outputs/reports/Cases_Management_Report_Completed_tables_filled_backup2.docx
@@ -125,9 +125,8 @@
                 <w:szCs w:val="34"/>
               </w:rPr>
             </w:r>
-            <w:r/>
-            <w:r>
-              <w:t>958</w:t>
+            <w:r>
+              <w:t>257</w:t>
             </w:r>
           </w:p>
         </w:tc>
@@ -186,9 +185,8 @@
                 <w:szCs w:val="34"/>
               </w:rPr>
             </w:r>
-            <w:r/>
-            <w:r>
-              <w:t>Open: 58 / Resolved: 900</w:t>
+            <w:r>
+              <w:t>25</w:t>
             </w:r>
           </w:p>
         </w:tc>
@@ -228,9 +226,8 @@
                 <w:sz w:val="34"/>
               </w:rPr>
             </w:r>
-            <w:r/>
-            <w:r>
-              <w:t>Median: 2 days, 1 hrs, 10 mins; P90: 20 days, 16 hrs, 45 mins</w:t>
+            <w:r>
+              <w:t>3 days, 17 hrs, 44 mins</w:t>
             </w:r>
           </w:p>
         </w:tc>
@@ -256,9 +253,8 @@
                 <w:sz w:val="34"/>
               </w:rPr>
             </w:r>
-            <w:r/>
-            <w:r>
-              <w:t>Audit / IG / access investigation</w:t>
+            <w:r>
+              <w:t>Integration &amp; Interfaces / Third-Party Systems</w:t>
             </w:r>
           </w:p>
         </w:tc>
@@ -426,10 +422,8 @@
                 <w:sz w:val="21"/>
               </w:rPr>
             </w:r>
-            <w:r/>
-            <w:r>
-              <w:t>Total cases in period: 958. Open cases: 58; Closed: 900. Median time to resolution: 2 days, 1 hrs, 10 mins. P90 time to resolution: 20 days, 16 hrs, 45 mins. Top trend by volume: Audit / IG / access investigation. Average SLA business time: 1 days, 1 hrs, 56 mins.</w:t>
-              <w:br/>
+            <w:r>
+              <w:t>{Executive summary}</w:t>
             </w:r>
           </w:p>
           <w:p>
@@ -614,7 +608,7 @@
               <w:spacing w:after="40" w:line="252" w:lineRule="auto"/>
             </w:pPr>
             <w:r>
-              <w:t>958</w:t>
+              <w:t>257</w:t>
             </w:r>
           </w:p>
         </w:tc>
@@ -1118,7 +1112,7 @@
             <w:r>
               <w:drawing>
                 <wp:inline xmlns:a="http://schemas.openxmlformats.org/drawingml/2006/main" xmlns:pic="http://schemas.openxmlformats.org/drawingml/2006/picture">
-                  <wp:extent cx="2743200" cy="1097280"/>
+                  <wp:extent cx="5486400" cy="2194560"/>
                   <wp:docPr id="1" name="Picture 1"/>
                   <wp:cNvGraphicFramePr>
                     <a:graphicFrameLocks noChangeAspect="1"/>
@@ -1139,7 +1133,7 @@
                         <pic:spPr>
                           <a:xfrm>
                             <a:off x="0" y="0"/>
-                            <a:ext cx="2743200" cy="1097280"/>
+                            <a:ext cx="5486400" cy="2194560"/>
                           </a:xfrm>
                           <a:prstGeom prst="rect"/>
                         </pic:spPr>
@@ -1164,7 +1158,7 @@
             <w:r>
               <w:drawing>
                 <wp:inline xmlns:a="http://schemas.openxmlformats.org/drawingml/2006/main" xmlns:pic="http://schemas.openxmlformats.org/drawingml/2006/picture">
-                  <wp:extent cx="2743200" cy="1371600"/>
+                  <wp:extent cx="5486400" cy="2743200"/>
                   <wp:docPr id="2" name="Picture 2"/>
                   <wp:cNvGraphicFramePr>
                     <a:graphicFrameLocks noChangeAspect="1"/>
@@ -1185,7 +1179,7 @@
                         <pic:spPr>
                           <a:xfrm>
                             <a:off x="0" y="0"/>
-                            <a:ext cx="2743200" cy="1371600"/>
+                            <a:ext cx="5486400" cy="2743200"/>
                           </a:xfrm>
                           <a:prstGeom prst="rect"/>
                         </pic:spPr>
@@ -1343,7 +1337,7 @@
           </w:tcPr>
           <w:p>
             <w:r>
-              <w:t>899</w:t>
+              <w:t>236</w:t>
             </w:r>
           </w:p>
         </w:tc>
@@ -1375,7 +1369,7 @@
           </w:tcPr>
           <w:p>
             <w:r>
-              <w:t>21</w:t>
+              <w:t>7</w:t>
             </w:r>
           </w:p>
         </w:tc>
@@ -1397,7 +1391,7 @@
           </w:tcPr>
           <w:p>
             <w:r>
-              <w:t>Symphony - SCR &amp; PDS</w:t>
+              <w:t>Symphony - Manchester Triage v3</w:t>
             </w:r>
           </w:p>
         </w:tc>
@@ -1407,7 +1401,7 @@
           </w:tcPr>
           <w:p>
             <w:r>
-              <w:t>6</w:t>
+              <w:t>2</w:t>
             </w:r>
           </w:p>
         </w:tc>
@@ -1429,7 +1423,7 @@
           </w:tcPr>
           <w:p>
             <w:r>
-              <w:t>Symphony - ADT Interfacing</w:t>
+              <w:t>Symphony - Capscan Matchcode (GBG)</w:t>
             </w:r>
           </w:p>
         </w:tc>
@@ -1439,7 +1433,7 @@
           </w:tcPr>
           <w:p>
             <w:r>
-              <w:t>5</w:t>
+              <w:t>2</w:t>
             </w:r>
           </w:p>
         </w:tc>
@@ -1461,7 +1455,7 @@
           </w:tcPr>
           <w:p>
             <w:r>
-              <w:t>Optum Help Centre</w:t>
+              <w:t>Symphony - MIDAs</w:t>
             </w:r>
           </w:p>
         </w:tc>
@@ -1471,7 +1465,7 @@
           </w:tcPr>
           <w:p>
             <w:r>
-              <w:t>5</w:t>
+              <w:t>2</w:t>
             </w:r>
           </w:p>
         </w:tc>
@@ -1493,7 +1487,7 @@
           </w:tcPr>
           <w:p>
             <w:r>
-              <w:t>Symphony - Capscan Matchcode (GBG)</w:t>
+              <w:t>Symphony - Printed Output</w:t>
             </w:r>
           </w:p>
         </w:tc>
@@ -1503,7 +1497,7 @@
           </w:tcPr>
           <w:p>
             <w:r>
-              <w:t>3</w:t>
+              <w:t>2</w:t>
             </w:r>
           </w:p>
         </w:tc>
@@ -1525,7 +1519,7 @@
           </w:tcPr>
           <w:p>
             <w:r>
-              <w:t>Symphony - MIDAs</w:t>
+              <w:t>Symphony - PAS Interface Inbound</w:t>
             </w:r>
           </w:p>
         </w:tc>
@@ -1535,7 +1529,7 @@
           </w:tcPr>
           <w:p>
             <w:r>
-              <w:t>3</w:t>
+              <w:t>1</w:t>
             </w:r>
           </w:p>
         </w:tc>
@@ -1557,7 +1551,7 @@
           </w:tcPr>
           <w:p>
             <w:r>
-              <w:t>Symphony - Printed Output</w:t>
+              <w:t>Symphony - EIE</w:t>
             </w:r>
           </w:p>
         </w:tc>
@@ -1567,7 +1561,7 @@
           </w:tcPr>
           <w:p>
             <w:r>
-              <w:t>3</w:t>
+              <w:t>1</w:t>
             </w:r>
           </w:p>
         </w:tc>
@@ -1589,7 +1583,7 @@
           </w:tcPr>
           <w:p>
             <w:r>
-              <w:t>PAS interface</w:t>
+              <w:t>Symphony - 111 Module</w:t>
             </w:r>
           </w:p>
         </w:tc>
@@ -1599,7 +1593,7 @@
           </w:tcPr>
           <w:p>
             <w:r>
-              <w:t>2</w:t>
+              <w:t>1</w:t>
             </w:r>
           </w:p>
         </w:tc>
@@ -1621,7 +1615,7 @@
           </w:tcPr>
           <w:p>
             <w:r>
-              <w:t>Symphony - EIE</w:t>
+              <w:t>Symphony - CAMIS IAC Interfacing</w:t>
             </w:r>
           </w:p>
         </w:tc>
@@ -1631,7 +1625,7 @@
           </w:tcPr>
           <w:p>
             <w:r>
-              <w:t>2</w:t>
+              <w:t>1</w:t>
             </w:r>
           </w:p>
         </w:tc>
@@ -2118,7 +2112,7 @@
             <w:r>
               <w:drawing>
                 <wp:inline xmlns:a="http://schemas.openxmlformats.org/drawingml/2006/main" xmlns:pic="http://schemas.openxmlformats.org/drawingml/2006/picture">
-                  <wp:extent cx="2743200" cy="1828800"/>
+                  <wp:extent cx="5486400" cy="3657600"/>
                   <wp:docPr id="3" name="Picture 3"/>
                   <wp:cNvGraphicFramePr>
                     <a:graphicFrameLocks noChangeAspect="1"/>
@@ -2139,7 +2133,7 @@
                         <pic:spPr>
                           <a:xfrm>
                             <a:off x="0" y="0"/>
-                            <a:ext cx="2743200" cy="1828800"/>
+                            <a:ext cx="5486400" cy="3657600"/>
                           </a:xfrm>
                           <a:prstGeom prst="rect"/>
                         </pic:spPr>
@@ -2197,26 +2191,6 @@
             <w:r>
               <w:t>In Progress</w:t>
             </w:r>
-          </w:p>
-        </w:tc>
-      </w:tr>
-      <w:tr>
-        <w:tc>
-          <w:tcPr>
-            <w:tcW w:type="dxa" w:w="10224"/>
-          </w:tcPr>
-          <w:p>
-            <w:r/>
-          </w:p>
-        </w:tc>
-      </w:tr>
-      <w:tr>
-        <w:tc>
-          <w:tcPr>
-            <w:tcW w:type="dxa" w:w="10224"/>
-          </w:tcPr>
-          <w:p>
-            <w:r/>
           </w:p>
         </w:tc>
       </w:tr>
@@ -3381,7 +3355,7 @@
           </w:tcPr>
           <w:p>
             <w:r>
-              <w:t>847</w:t>
+              <w:t>233</w:t>
             </w:r>
           </w:p>
         </w:tc>
@@ -3391,7 +3365,7 @@
           </w:tcPr>
           <w:p>
             <w:r>
-              <w:t>149</w:t>
+              <w:t>90</w:t>
             </w:r>
           </w:p>
         </w:tc>
@@ -3401,7 +3375,7 @@
           </w:tcPr>
           <w:p>
             <w:r>
-              <w:t>High volume — consider KB and automation.</w:t>
+              <w:t>High volume — consider KB and automation. Recent uptick observed.</w:t>
             </w:r>
           </w:p>
         </w:tc>
@@ -3413,7 +3387,7 @@
           </w:tcPr>
           <w:p>
             <w:r>
-              <w:t>Reporting &amp; Analytics / Reporting</w:t>
+              <w:t>Notifications &amp; Communications / Email</w:t>
             </w:r>
           </w:p>
         </w:tc>
@@ -3423,7 +3397,7 @@
           </w:tcPr>
           <w:p>
             <w:r>
-              <w:t>34</w:t>
+              <w:t>6</w:t>
             </w:r>
           </w:p>
         </w:tc>
@@ -3433,7 +3407,7 @@
           </w:tcPr>
           <w:p>
             <w:r>
-              <w:t>5</w:t>
+              <w:t>4</w:t>
             </w:r>
           </w:p>
         </w:tc>
@@ -3443,7 +3417,7 @@
           </w:tcPr>
           <w:p>
             <w:r>
-              <w:t>Medium volume — review for triage improvements.</w:t>
+              <w:t>Low volume — monitor; consider knowledge article if recurring. Recent uptick observed.</w:t>
             </w:r>
           </w:p>
         </w:tc>
@@ -3455,7 +3429,7 @@
           </w:tcPr>
           <w:p>
             <w:r>
-              <w:t>Notifications &amp; Communications / Email</w:t>
+              <w:t>Reporting &amp; Analytics / Reporting</w:t>
             </w:r>
           </w:p>
         </w:tc>
@@ -3465,7 +3439,7 @@
           </w:tcPr>
           <w:p>
             <w:r>
-              <w:t>33</w:t>
+              <w:t>5</w:t>
             </w:r>
           </w:p>
         </w:tc>
@@ -3475,7 +3449,7 @@
           </w:tcPr>
           <w:p>
             <w:r>
-              <w:t>8</w:t>
+              <w:t>3</w:t>
             </w:r>
           </w:p>
         </w:tc>
@@ -3485,7 +3459,7 @@
           </w:tcPr>
           <w:p>
             <w:r>
-              <w:t>Medium volume — review for triage improvements.</w:t>
+              <w:t>Low volume — monitor; consider knowledge article if recurring. Recent uptick observed.</w:t>
             </w:r>
           </w:p>
         </w:tc>
@@ -3507,7 +3481,7 @@
           </w:tcPr>
           <w:p>
             <w:r>
-              <w:t>12</w:t>
+              <w:t>2</w:t>
             </w:r>
           </w:p>
         </w:tc>
@@ -3517,7 +3491,7 @@
           </w:tcPr>
           <w:p>
             <w:r>
-              <w:t>3</w:t>
+              <w:t>0</w:t>
             </w:r>
           </w:p>
         </w:tc>
@@ -3539,7 +3513,7 @@
           </w:tcPr>
           <w:p>
             <w:r>
-              <w:t>Defects &amp; Errors / Error Messages</w:t>
+              <w:t>User Guidance &amp; Training / Training</w:t>
             </w:r>
           </w:p>
         </w:tc>
@@ -3549,7 +3523,7 @@
           </w:tcPr>
           <w:p>
             <w:r>
-              <w:t>8</w:t>
+              <w:t>2</w:t>
             </w:r>
           </w:p>
         </w:tc>
@@ -3559,7 +3533,7 @@
           </w:tcPr>
           <w:p>
             <w:r>
-              <w:t>3</w:t>
+              <w:t>0</w:t>
             </w:r>
           </w:p>
         </w:tc>
@@ -3569,7 +3543,7 @@
           </w:tcPr>
           <w:p>
             <w:r>
-              <w:t>Low volume — monitor; consider knowledge article if recurring. Recent uptick observed.</w:t>
+              <w:t>Low volume — monitor; consider knowledge article if recurring.</w:t>
             </w:r>
           </w:p>
         </w:tc>
@@ -3581,7 +3555,7 @@
           </w:tcPr>
           <w:p>
             <w:r>
-              <w:t>User Guidance &amp; Training / Training</w:t>
+              <w:t>Notifications &amp; Communications / Alerts</w:t>
             </w:r>
           </w:p>
         </w:tc>
@@ -3591,7 +3565,7 @@
           </w:tcPr>
           <w:p>
             <w:r>
-              <w:t>6</w:t>
+              <w:t>2</w:t>
             </w:r>
           </w:p>
         </w:tc>
@@ -3601,7 +3575,7 @@
           </w:tcPr>
           <w:p>
             <w:r>
-              <w:t>0</w:t>
+              <w:t>1</w:t>
             </w:r>
           </w:p>
         </w:tc>
@@ -3611,7 +3585,7 @@
           </w:tcPr>
           <w:p>
             <w:r>
-              <w:t>Low volume — monitor; consider knowledge article if recurring.</w:t>
+              <w:t>Low volume — monitor; consider knowledge article if recurring. Recent uptick observed.</w:t>
             </w:r>
           </w:p>
         </w:tc>
@@ -3623,7 +3597,7 @@
           </w:tcPr>
           <w:p>
             <w:r>
-              <w:t>Notifications &amp; Communications / Alerts</w:t>
+              <w:t>Service Requests / Information Request</w:t>
             </w:r>
           </w:p>
         </w:tc>
@@ -3633,7 +3607,7 @@
           </w:tcPr>
           <w:p>
             <w:r>
-              <w:t>5</w:t>
+              <w:t>1</w:t>
             </w:r>
           </w:p>
         </w:tc>
@@ -3643,7 +3617,7 @@
           </w:tcPr>
           <w:p>
             <w:r>
-              <w:t>1</w:t>
+              <w:t>0</w:t>
             </w:r>
           </w:p>
         </w:tc>
@@ -3665,7 +3639,7 @@
           </w:tcPr>
           <w:p>
             <w:r>
-              <w:t>Reporting &amp; Analytics / Dashboard</w:t>
+              <w:t>Defects &amp; Errors / Error Messages</w:t>
             </w:r>
           </w:p>
         </w:tc>
@@ -3675,7 +3649,7 @@
           </w:tcPr>
           <w:p>
             <w:r>
-              <w:t>3</w:t>
+              <w:t>1</w:t>
             </w:r>
           </w:p>
         </w:tc>
@@ -3707,7 +3681,7 @@
           </w:tcPr>
           <w:p>
             <w:r>
-              <w:t>Access &amp; Security / User Access</w:t>
+              <w:t>Notifications &amp; Communications / Subscription</w:t>
             </w:r>
           </w:p>
         </w:tc>
@@ -3717,7 +3691,7 @@
           </w:tcPr>
           <w:p>
             <w:r>
-              <w:t>3</w:t>
+              <w:t>1</w:t>
             </w:r>
           </w:p>
         </w:tc>
@@ -3727,7 +3701,7 @@
           </w:tcPr>
           <w:p>
             <w:r>
-              <w:t>2</w:t>
+              <w:t>0</w:t>
             </w:r>
           </w:p>
         </w:tc>
@@ -3737,7 +3711,7 @@
           </w:tcPr>
           <w:p>
             <w:r>
-              <w:t>Low volume — monitor; consider knowledge article if recurring. Recent uptick observed.</w:t>
+              <w:t>Low volume — monitor; consider knowledge article if recurring.</w:t>
             </w:r>
           </w:p>
         </w:tc>
@@ -3749,7 +3723,7 @@
           </w:tcPr>
           <w:p>
             <w:r>
-              <w:t>Data Management / Data Quality</w:t>
+              <w:t>Data Management / Data Recovery</w:t>
             </w:r>
           </w:p>
         </w:tc>
@@ -3759,7 +3733,7 @@
           </w:tcPr>
           <w:p>
             <w:r>
-              <w:t>2</w:t>
+              <w:t>1</w:t>
             </w:r>
           </w:p>
         </w:tc>
@@ -3791,7 +3765,7 @@
           </w:tcPr>
           <w:p>
             <w:r>
-              <w:t>Performance &amp; Availability / Availability</w:t>
+              <w:t>Reporting &amp; Analytics / Analytics</w:t>
             </w:r>
           </w:p>
         </w:tc>
@@ -3833,7 +3807,7 @@
           </w:tcPr>
           <w:p>
             <w:r>
-              <w:t>Service Requests / Information Request</w:t>
+              <w:t>Reporting &amp; Analytics / Dashboard</w:t>
             </w:r>
           </w:p>
         </w:tc>
@@ -3875,7 +3849,7 @@
           </w:tcPr>
           <w:p>
             <w:r>
-              <w:t>Notifications &amp; Communications / Subscription</w:t>
+              <w:t>Access &amp; Security / User Access</w:t>
             </w:r>
           </w:p>
         </w:tc>
@@ -3895,7 +3869,7 @@
           </w:tcPr>
           <w:p>
             <w:r>
-              <w:t>0</w:t>
+              <w:t>1</w:t>
             </w:r>
           </w:p>
         </w:tc>
@@ -3905,91 +3879,7 @@
           </w:tcPr>
           <w:p>
             <w:r>
-              <w:t>Low volume — monitor; consider knowledge article if recurring.</w:t>
-            </w:r>
-          </w:p>
-        </w:tc>
-      </w:tr>
-      <w:tr>
-        <w:tc>
-          <w:tcPr>
-            <w:tcW w:type="dxa" w:w="846"/>
-          </w:tcPr>
-          <w:p>
-            <w:r>
-              <w:t>Data Management / Data Recovery</w:t>
-            </w:r>
-          </w:p>
-        </w:tc>
-        <w:tc>
-          <w:tcPr>
-            <w:tcW w:type="dxa" w:w="5103"/>
-          </w:tcPr>
-          <w:p>
-            <w:r>
-              <w:t>1</w:t>
-            </w:r>
-          </w:p>
-        </w:tc>
-        <w:tc>
-          <w:tcPr>
-            <w:tcW w:type="dxa" w:w="2132"/>
-          </w:tcPr>
-          <w:p>
-            <w:r>
-              <w:t>0</w:t>
-            </w:r>
-          </w:p>
-        </w:tc>
-        <w:tc>
-          <w:tcPr>
-            <w:tcW w:type="dxa" w:w="2133"/>
-          </w:tcPr>
-          <w:p>
-            <w:r>
-              <w:t>Low volume — monitor; consider knowledge article if recurring.</w:t>
-            </w:r>
-          </w:p>
-        </w:tc>
-      </w:tr>
-      <w:tr>
-        <w:tc>
-          <w:tcPr>
-            <w:tcW w:type="dxa" w:w="846"/>
-          </w:tcPr>
-          <w:p>
-            <w:r>
-              <w:t>Reporting &amp; Analytics / Analytics</w:t>
-            </w:r>
-          </w:p>
-        </w:tc>
-        <w:tc>
-          <w:tcPr>
-            <w:tcW w:type="dxa" w:w="5103"/>
-          </w:tcPr>
-          <w:p>
-            <w:r>
-              <w:t>1</w:t>
-            </w:r>
-          </w:p>
-        </w:tc>
-        <w:tc>
-          <w:tcPr>
-            <w:tcW w:type="dxa" w:w="2132"/>
-          </w:tcPr>
-          <w:p>
-            <w:r>
-              <w:t>0</w:t>
-            </w:r>
-          </w:p>
-        </w:tc>
-        <w:tc>
-          <w:tcPr>
-            <w:tcW w:type="dxa" w:w="2133"/>
-          </w:tcPr>
-          <w:p>
-            <w:r>
-              <w:t>Low volume — monitor; consider knowledge article if recurring.</w:t>
+              <w:t>Low volume — monitor; consider knowledge article if recurring. Recent uptick observed.</w:t>
             </w:r>
           </w:p>
         </w:tc>
@@ -4127,7 +4017,7 @@
           </w:tcPr>
           <w:p>
             <w:r>
-              <w:t>Health Service Executive</w:t>
+              <w:t>Mid Yorkshire Teaching NHS Trust</w:t>
             </w:r>
           </w:p>
         </w:tc>
@@ -4137,7 +4027,7 @@
           </w:tcPr>
           <w:p>
             <w:r>
-              <w:t>75</w:t>
+              <w:t>29</w:t>
             </w:r>
           </w:p>
         </w:tc>
@@ -4159,7 +4049,7 @@
           </w:tcPr>
           <w:p>
             <w:r>
-              <w:t>Mid Yorkshire Teaching NHS Trust</w:t>
+              <w:t>North West Anglia NHS Foundation Trust</w:t>
             </w:r>
           </w:p>
         </w:tc>
@@ -4169,7 +4059,7 @@
           </w:tcPr>
           <w:p>
             <w:r>
-              <w:t>72</w:t>
+              <w:t>21</w:t>
             </w:r>
           </w:p>
         </w:tc>
@@ -4191,7 +4081,7 @@
           </w:tcPr>
           <w:p>
             <w:r>
-              <w:t>South Tees Hospitals NHS Foundation Trust</w:t>
+              <w:t>North Cumbria Integrated Care NHS Foundation Trust</w:t>
             </w:r>
           </w:p>
         </w:tc>
@@ -4201,7 +4091,7 @@
           </w:tcPr>
           <w:p>
             <w:r>
-              <w:t>72</w:t>
+              <w:t>19</w:t>
             </w:r>
           </w:p>
         </w:tc>
@@ -4223,7 +4113,7 @@
           </w:tcPr>
           <w:p>
             <w:r>
-              <w:t>Leeds Teaching Hospitals NHS Trust</w:t>
+              <w:t>Health Service Executive</w:t>
             </w:r>
           </w:p>
         </w:tc>
@@ -4233,7 +4123,7 @@
           </w:tcPr>
           <w:p>
             <w:r>
-              <w:t>66</w:t>
+              <w:t>18</w:t>
             </w:r>
           </w:p>
         </w:tc>
@@ -4255,7 +4145,7 @@
           </w:tcPr>
           <w:p>
             <w:r>
-              <w:t>North West Anglia NHS Foundation Trust</w:t>
+              <w:t>Isle Of Wight NHS Trust</w:t>
             </w:r>
           </w:p>
         </w:tc>
@@ -4265,7 +4155,7 @@
           </w:tcPr>
           <w:p>
             <w:r>
-              <w:t>59</w:t>
+              <w:t>17</w:t>
             </w:r>
           </w:p>
         </w:tc>
@@ -4287,7 +4177,7 @@
           </w:tcPr>
           <w:p>
             <w:r>
-              <w:t>Swansea Bay University Health Board</w:t>
+              <w:t>Doncaster and Bassetlaw Teaching Hospitals NHS Foundation Trust</w:t>
             </w:r>
           </w:p>
         </w:tc>
@@ -4297,7 +4187,7 @@
           </w:tcPr>
           <w:p>
             <w:r>
-              <w:t>58</w:t>
+              <w:t>14</w:t>
             </w:r>
           </w:p>
         </w:tc>
@@ -4319,7 +4209,7 @@
           </w:tcPr>
           <w:p>
             <w:r>
-              <w:t>Wye Valley NHS Trust</w:t>
+              <w:t>Betsi Cadwaladr University Healthboard</w:t>
             </w:r>
           </w:p>
         </w:tc>
@@ -4329,7 +4219,7 @@
           </w:tcPr>
           <w:p>
             <w:r>
-              <w:t>56</w:t>
+              <w:t>14</w:t>
             </w:r>
           </w:p>
         </w:tc>
@@ -4351,7 +4241,7 @@
           </w:tcPr>
           <w:p>
             <w:r>
-              <w:t>North Cumbria Integrated Care NHS Foundation Trust</w:t>
+              <w:t>Aneurin Bevan University Healthboard</w:t>
             </w:r>
           </w:p>
         </w:tc>
@@ -4361,7 +4251,7 @@
           </w:tcPr>
           <w:p>
             <w:r>
-              <w:t>46</w:t>
+              <w:t>13</w:t>
             </w:r>
           </w:p>
         </w:tc>
@@ -4383,7 +4273,7 @@
           </w:tcPr>
           <w:p>
             <w:r>
-              <w:t>Doncaster and Bassetlaw Teaching Hospitals NHS Foundation Trust</w:t>
+              <w:t>Leeds Teaching Hospitals NHS Trust</w:t>
             </w:r>
           </w:p>
         </w:tc>
@@ -4393,7 +4283,7 @@
           </w:tcPr>
           <w:p>
             <w:r>
-              <w:t>43</w:t>
+              <w:t>12</w:t>
             </w:r>
           </w:p>
         </w:tc>
@@ -4415,7 +4305,7 @@
           </w:tcPr>
           <w:p>
             <w:r>
-              <w:t>Northern Lincolnshire And Goole NHS Foundation Trust</w:t>
+              <w:t>Luton And Dunstable Hospital NHS Foundation Trust</w:t>
             </w:r>
           </w:p>
         </w:tc>
@@ -4425,7 +4315,7 @@
           </w:tcPr>
           <w:p>
             <w:r>
-              <w:t>41</w:t>
+              <w:t>12</w:t>
             </w:r>
           </w:p>
         </w:tc>

--- a/Symphony/outputs/reports/Cases_Management_Report_Completed_tables_filled_backup2.docx
+++ b/Symphony/outputs/reports/Cases_Management_Report_Completed_tables_filled_backup2.docx
@@ -126,7 +126,7 @@
               </w:rPr>
             </w:r>
             <w:r>
-              <w:t>257</w:t>
+              <w:t>210</w:t>
             </w:r>
           </w:p>
         </w:tc>
@@ -186,7 +186,7 @@
               </w:rPr>
             </w:r>
             <w:r>
-              <w:t>25</w:t>
+              <w:t>24</w:t>
             </w:r>
           </w:p>
         </w:tc>
@@ -227,7 +227,7 @@
               </w:rPr>
             </w:r>
             <w:r>
-              <w:t>3 days, 17 hrs, 44 mins</w:t>
+              <w:t>1 days, 20 hrs, 57 mins</w:t>
             </w:r>
           </w:p>
         </w:tc>
@@ -608,7 +608,7 @@
               <w:spacing w:after="40" w:line="252" w:lineRule="auto"/>
             </w:pPr>
             <w:r>
-              <w:t>257</w:t>
+              <w:t>210</w:t>
             </w:r>
           </w:p>
         </w:tc>
@@ -1337,7 +1337,7 @@
           </w:tcPr>
           <w:p>
             <w:r>
-              <w:t>236</w:t>
+              <w:t>184</w:t>
             </w:r>
           </w:p>
         </w:tc>
@@ -1369,7 +1369,7 @@
           </w:tcPr>
           <w:p>
             <w:r>
-              <w:t>7</w:t>
+              <w:t>13</w:t>
             </w:r>
           </w:p>
         </w:tc>
@@ -1391,7 +1391,7 @@
           </w:tcPr>
           <w:p>
             <w:r>
-              <w:t>Symphony - Manchester Triage v3</w:t>
+              <w:t>Symphony - SCR &amp; PDS</w:t>
             </w:r>
           </w:p>
         </w:tc>
@@ -1401,7 +1401,7 @@
           </w:tcPr>
           <w:p>
             <w:r>
-              <w:t>2</w:t>
+              <w:t>5</w:t>
             </w:r>
           </w:p>
         </w:tc>
@@ -1423,7 +1423,7 @@
           </w:tcPr>
           <w:p>
             <w:r>
-              <w:t>Symphony - Capscan Matchcode (GBG)</w:t>
+              <w:t>Symphony - EIE</w:t>
             </w:r>
           </w:p>
         </w:tc>
@@ -1433,7 +1433,7 @@
           </w:tcPr>
           <w:p>
             <w:r>
-              <w:t>2</w:t>
+              <w:t>1</w:t>
             </w:r>
           </w:p>
         </w:tc>
@@ -1455,7 +1455,7 @@
           </w:tcPr>
           <w:p>
             <w:r>
-              <w:t>Symphony - MIDAs</w:t>
+              <w:t>Symphony - Additional Departments</w:t>
             </w:r>
           </w:p>
         </w:tc>
@@ -1465,7 +1465,7 @@
           </w:tcPr>
           <w:p>
             <w:r>
-              <w:t>2</w:t>
+              <w:t>1</w:t>
             </w:r>
           </w:p>
         </w:tc>
@@ -1487,7 +1487,7 @@
           </w:tcPr>
           <w:p>
             <w:r>
-              <w:t>Symphony - Printed Output</w:t>
+              <w:t>Symphony - 111 Module</w:t>
             </w:r>
           </w:p>
         </w:tc>
@@ -1497,7 +1497,7 @@
           </w:tcPr>
           <w:p>
             <w:r>
-              <w:t>2</w:t>
+              <w:t>1</w:t>
             </w:r>
           </w:p>
         </w:tc>
@@ -1519,7 +1519,7 @@
           </w:tcPr>
           <w:p>
             <w:r>
-              <w:t>Symphony - PAS Interface Inbound</w:t>
+              <w:t>Symphony - ADT Interfacing</w:t>
             </w:r>
           </w:p>
         </w:tc>
@@ -1551,7 +1551,7 @@
           </w:tcPr>
           <w:p>
             <w:r>
-              <w:t>Symphony - EIE</w:t>
+              <w:t>Optum Help Centre</w:t>
             </w:r>
           </w:p>
         </w:tc>
@@ -1583,7 +1583,7 @@
           </w:tcPr>
           <w:p>
             <w:r>
-              <w:t>Symphony - 111 Module</w:t>
+              <w:t>Symphony - Capscan Matchcode (GBG)</w:t>
             </w:r>
           </w:p>
         </w:tc>
@@ -1615,7 +1615,7 @@
           </w:tcPr>
           <w:p>
             <w:r>
-              <w:t>Symphony - CAMIS IAC Interfacing</w:t>
+              <w:t>Symphony - MIDAs</w:t>
             </w:r>
           </w:p>
         </w:tc>
@@ -2165,7 +2165,7 @@
           </w:tcPr>
           <w:p>
             <w:r>
-              <w:t>Resolved</w:t>
+              <w:t>On hold</w:t>
             </w:r>
           </w:p>
         </w:tc>
@@ -2177,7 +2177,7 @@
           </w:tcPr>
           <w:p>
             <w:r>
-              <w:t>On hold</w:t>
+              <w:t>Resolved</w:t>
             </w:r>
           </w:p>
         </w:tc>
@@ -3355,7 +3355,7 @@
           </w:tcPr>
           <w:p>
             <w:r>
-              <w:t>233</w:t>
+              <w:t>178</w:t>
             </w:r>
           </w:p>
         </w:tc>
@@ -3365,7 +3365,7 @@
           </w:tcPr>
           <w:p>
             <w:r>
-              <w:t>90</w:t>
+              <w:t>65</w:t>
             </w:r>
           </w:p>
         </w:tc>
@@ -3387,7 +3387,91 @@
           </w:tcPr>
           <w:p>
             <w:r>
+              <w:t>Reporting &amp; Analytics / Reporting</w:t>
+            </w:r>
+          </w:p>
+        </w:tc>
+        <w:tc>
+          <w:tcPr>
+            <w:tcW w:type="dxa" w:w="5103"/>
+          </w:tcPr>
+          <w:p>
+            <w:r>
+              <w:t>11</w:t>
+            </w:r>
+          </w:p>
+        </w:tc>
+        <w:tc>
+          <w:tcPr>
+            <w:tcW w:type="dxa" w:w="2132"/>
+          </w:tcPr>
+          <w:p>
+            <w:r>
+              <w:t>1</w:t>
+            </w:r>
+          </w:p>
+        </w:tc>
+        <w:tc>
+          <w:tcPr>
+            <w:tcW w:type="dxa" w:w="2133"/>
+          </w:tcPr>
+          <w:p>
+            <w:r>
+              <w:t>Medium volume — review for triage improvements.</w:t>
+            </w:r>
+          </w:p>
+        </w:tc>
+      </w:tr>
+      <w:tr>
+        <w:tc>
+          <w:tcPr>
+            <w:tcW w:type="dxa" w:w="846"/>
+          </w:tcPr>
+          <w:p>
+            <w:r>
               <w:t>Notifications &amp; Communications / Email</w:t>
+            </w:r>
+          </w:p>
+        </w:tc>
+        <w:tc>
+          <w:tcPr>
+            <w:tcW w:type="dxa" w:w="5103"/>
+          </w:tcPr>
+          <w:p>
+            <w:r>
+              <w:t>8</w:t>
+            </w:r>
+          </w:p>
+        </w:tc>
+        <w:tc>
+          <w:tcPr>
+            <w:tcW w:type="dxa" w:w="2132"/>
+          </w:tcPr>
+          <w:p>
+            <w:r>
+              <w:t>3</w:t>
+            </w:r>
+          </w:p>
+        </w:tc>
+        <w:tc>
+          <w:tcPr>
+            <w:tcW w:type="dxa" w:w="2133"/>
+          </w:tcPr>
+          <w:p>
+            <w:r>
+              <w:t>Medium volume — review for triage improvements. Recent uptick observed.</w:t>
+            </w:r>
+          </w:p>
+        </w:tc>
+      </w:tr>
+      <w:tr>
+        <w:tc>
+          <w:tcPr>
+            <w:tcW w:type="dxa" w:w="846"/>
+          </w:tcPr>
+          <w:p>
+            <w:r>
+              <w:t>Defects &amp; Errors / Error Messages</w:t>
             </w:r>
           </w:p>
         </w:tc>
@@ -3407,7 +3491,7 @@
           </w:tcPr>
           <w:p>
             <w:r>
-              <w:t>4</w:t>
+              <w:t>3</w:t>
             </w:r>
           </w:p>
         </w:tc>
@@ -3429,7 +3513,7 @@
           </w:tcPr>
           <w:p>
             <w:r>
-              <w:t>Reporting &amp; Analytics / Reporting</w:t>
+              <w:t>Performance &amp; Availability / Performance</w:t>
             </w:r>
           </w:p>
         </w:tc>
@@ -3439,7 +3523,7 @@
           </w:tcPr>
           <w:p>
             <w:r>
-              <w:t>5</w:t>
+              <w:t>4</w:t>
             </w:r>
           </w:p>
         </w:tc>
@@ -3449,7 +3533,7 @@
           </w:tcPr>
           <w:p>
             <w:r>
-              <w:t>3</w:t>
+              <w:t>2</w:t>
             </w:r>
           </w:p>
         </w:tc>
@@ -3471,7 +3555,7 @@
           </w:tcPr>
           <w:p>
             <w:r>
-              <w:t>Performance &amp; Availability / Performance</w:t>
+              <w:t>Notifications &amp; Communications / Alerts</w:t>
             </w:r>
           </w:p>
         </w:tc>
@@ -3523,7 +3607,7 @@
           </w:tcPr>
           <w:p>
             <w:r>
-              <w:t>2</w:t>
+              <w:t>1</w:t>
             </w:r>
           </w:p>
         </w:tc>
@@ -3544,342 +3628,6 @@
           <w:p>
             <w:r>
               <w:t>Low volume — monitor; consider knowledge article if recurring.</w:t>
-            </w:r>
-          </w:p>
-        </w:tc>
-      </w:tr>
-      <w:tr>
-        <w:tc>
-          <w:tcPr>
-            <w:tcW w:type="dxa" w:w="846"/>
-          </w:tcPr>
-          <w:p>
-            <w:r>
-              <w:t>Notifications &amp; Communications / Alerts</w:t>
-            </w:r>
-          </w:p>
-        </w:tc>
-        <w:tc>
-          <w:tcPr>
-            <w:tcW w:type="dxa" w:w="5103"/>
-          </w:tcPr>
-          <w:p>
-            <w:r>
-              <w:t>2</w:t>
-            </w:r>
-          </w:p>
-        </w:tc>
-        <w:tc>
-          <w:tcPr>
-            <w:tcW w:type="dxa" w:w="2132"/>
-          </w:tcPr>
-          <w:p>
-            <w:r>
-              <w:t>1</w:t>
-            </w:r>
-          </w:p>
-        </w:tc>
-        <w:tc>
-          <w:tcPr>
-            <w:tcW w:type="dxa" w:w="2133"/>
-          </w:tcPr>
-          <w:p>
-            <w:r>
-              <w:t>Low volume — monitor; consider knowledge article if recurring. Recent uptick observed.</w:t>
-            </w:r>
-          </w:p>
-        </w:tc>
-      </w:tr>
-      <w:tr>
-        <w:tc>
-          <w:tcPr>
-            <w:tcW w:type="dxa" w:w="846"/>
-          </w:tcPr>
-          <w:p>
-            <w:r>
-              <w:t>Service Requests / Information Request</w:t>
-            </w:r>
-          </w:p>
-        </w:tc>
-        <w:tc>
-          <w:tcPr>
-            <w:tcW w:type="dxa" w:w="5103"/>
-          </w:tcPr>
-          <w:p>
-            <w:r>
-              <w:t>1</w:t>
-            </w:r>
-          </w:p>
-        </w:tc>
-        <w:tc>
-          <w:tcPr>
-            <w:tcW w:type="dxa" w:w="2132"/>
-          </w:tcPr>
-          <w:p>
-            <w:r>
-              <w:t>0</w:t>
-            </w:r>
-          </w:p>
-        </w:tc>
-        <w:tc>
-          <w:tcPr>
-            <w:tcW w:type="dxa" w:w="2133"/>
-          </w:tcPr>
-          <w:p>
-            <w:r>
-              <w:t>Low volume — monitor; consider knowledge article if recurring.</w:t>
-            </w:r>
-          </w:p>
-        </w:tc>
-      </w:tr>
-      <w:tr>
-        <w:tc>
-          <w:tcPr>
-            <w:tcW w:type="dxa" w:w="846"/>
-          </w:tcPr>
-          <w:p>
-            <w:r>
-              <w:t>Defects &amp; Errors / Error Messages</w:t>
-            </w:r>
-          </w:p>
-        </w:tc>
-        <w:tc>
-          <w:tcPr>
-            <w:tcW w:type="dxa" w:w="5103"/>
-          </w:tcPr>
-          <w:p>
-            <w:r>
-              <w:t>1</w:t>
-            </w:r>
-          </w:p>
-        </w:tc>
-        <w:tc>
-          <w:tcPr>
-            <w:tcW w:type="dxa" w:w="2132"/>
-          </w:tcPr>
-          <w:p>
-            <w:r>
-              <w:t>0</w:t>
-            </w:r>
-          </w:p>
-        </w:tc>
-        <w:tc>
-          <w:tcPr>
-            <w:tcW w:type="dxa" w:w="2133"/>
-          </w:tcPr>
-          <w:p>
-            <w:r>
-              <w:t>Low volume — monitor; consider knowledge article if recurring.</w:t>
-            </w:r>
-          </w:p>
-        </w:tc>
-      </w:tr>
-      <w:tr>
-        <w:tc>
-          <w:tcPr>
-            <w:tcW w:type="dxa" w:w="846"/>
-          </w:tcPr>
-          <w:p>
-            <w:r>
-              <w:t>Notifications &amp; Communications / Subscription</w:t>
-            </w:r>
-          </w:p>
-        </w:tc>
-        <w:tc>
-          <w:tcPr>
-            <w:tcW w:type="dxa" w:w="5103"/>
-          </w:tcPr>
-          <w:p>
-            <w:r>
-              <w:t>1</w:t>
-            </w:r>
-          </w:p>
-        </w:tc>
-        <w:tc>
-          <w:tcPr>
-            <w:tcW w:type="dxa" w:w="2132"/>
-          </w:tcPr>
-          <w:p>
-            <w:r>
-              <w:t>0</w:t>
-            </w:r>
-          </w:p>
-        </w:tc>
-        <w:tc>
-          <w:tcPr>
-            <w:tcW w:type="dxa" w:w="2133"/>
-          </w:tcPr>
-          <w:p>
-            <w:r>
-              <w:t>Low volume — monitor; consider knowledge article if recurring.</w:t>
-            </w:r>
-          </w:p>
-        </w:tc>
-      </w:tr>
-      <w:tr>
-        <w:tc>
-          <w:tcPr>
-            <w:tcW w:type="dxa" w:w="846"/>
-          </w:tcPr>
-          <w:p>
-            <w:r>
-              <w:t>Data Management / Data Recovery</w:t>
-            </w:r>
-          </w:p>
-        </w:tc>
-        <w:tc>
-          <w:tcPr>
-            <w:tcW w:type="dxa" w:w="5103"/>
-          </w:tcPr>
-          <w:p>
-            <w:r>
-              <w:t>1</w:t>
-            </w:r>
-          </w:p>
-        </w:tc>
-        <w:tc>
-          <w:tcPr>
-            <w:tcW w:type="dxa" w:w="2132"/>
-          </w:tcPr>
-          <w:p>
-            <w:r>
-              <w:t>0</w:t>
-            </w:r>
-          </w:p>
-        </w:tc>
-        <w:tc>
-          <w:tcPr>
-            <w:tcW w:type="dxa" w:w="2133"/>
-          </w:tcPr>
-          <w:p>
-            <w:r>
-              <w:t>Low volume — monitor; consider knowledge article if recurring.</w:t>
-            </w:r>
-          </w:p>
-        </w:tc>
-      </w:tr>
-      <w:tr>
-        <w:tc>
-          <w:tcPr>
-            <w:tcW w:type="dxa" w:w="846"/>
-          </w:tcPr>
-          <w:p>
-            <w:r>
-              <w:t>Reporting &amp; Analytics / Analytics</w:t>
-            </w:r>
-          </w:p>
-        </w:tc>
-        <w:tc>
-          <w:tcPr>
-            <w:tcW w:type="dxa" w:w="5103"/>
-          </w:tcPr>
-          <w:p>
-            <w:r>
-              <w:t>1</w:t>
-            </w:r>
-          </w:p>
-        </w:tc>
-        <w:tc>
-          <w:tcPr>
-            <w:tcW w:type="dxa" w:w="2132"/>
-          </w:tcPr>
-          <w:p>
-            <w:r>
-              <w:t>0</w:t>
-            </w:r>
-          </w:p>
-        </w:tc>
-        <w:tc>
-          <w:tcPr>
-            <w:tcW w:type="dxa" w:w="2133"/>
-          </w:tcPr>
-          <w:p>
-            <w:r>
-              <w:t>Low volume — monitor; consider knowledge article if recurring.</w:t>
-            </w:r>
-          </w:p>
-        </w:tc>
-      </w:tr>
-      <w:tr>
-        <w:tc>
-          <w:tcPr>
-            <w:tcW w:type="dxa" w:w="846"/>
-          </w:tcPr>
-          <w:p>
-            <w:r>
-              <w:t>Reporting &amp; Analytics / Dashboard</w:t>
-            </w:r>
-          </w:p>
-        </w:tc>
-        <w:tc>
-          <w:tcPr>
-            <w:tcW w:type="dxa" w:w="5103"/>
-          </w:tcPr>
-          <w:p>
-            <w:r>
-              <w:t>1</w:t>
-            </w:r>
-          </w:p>
-        </w:tc>
-        <w:tc>
-          <w:tcPr>
-            <w:tcW w:type="dxa" w:w="2132"/>
-          </w:tcPr>
-          <w:p>
-            <w:r>
-              <w:t>0</w:t>
-            </w:r>
-          </w:p>
-        </w:tc>
-        <w:tc>
-          <w:tcPr>
-            <w:tcW w:type="dxa" w:w="2133"/>
-          </w:tcPr>
-          <w:p>
-            <w:r>
-              <w:t>Low volume — monitor; consider knowledge article if recurring.</w:t>
-            </w:r>
-          </w:p>
-        </w:tc>
-      </w:tr>
-      <w:tr>
-        <w:tc>
-          <w:tcPr>
-            <w:tcW w:type="dxa" w:w="846"/>
-          </w:tcPr>
-          <w:p>
-            <w:r>
-              <w:t>Access &amp; Security / User Access</w:t>
-            </w:r>
-          </w:p>
-        </w:tc>
-        <w:tc>
-          <w:tcPr>
-            <w:tcW w:type="dxa" w:w="5103"/>
-          </w:tcPr>
-          <w:p>
-            <w:r>
-              <w:t>1</w:t>
-            </w:r>
-          </w:p>
-        </w:tc>
-        <w:tc>
-          <w:tcPr>
-            <w:tcW w:type="dxa" w:w="2132"/>
-          </w:tcPr>
-          <w:p>
-            <w:r>
-              <w:t>1</w:t>
-            </w:r>
-          </w:p>
-        </w:tc>
-        <w:tc>
-          <w:tcPr>
-            <w:tcW w:type="dxa" w:w="2133"/>
-          </w:tcPr>
-          <w:p>
-            <w:r>
-              <w:t>Low volume — monitor; consider knowledge article if recurring. Recent uptick observed.</w:t>
             </w:r>
           </w:p>
         </w:tc>
@@ -4017,7 +3765,7 @@
           </w:tcPr>
           <w:p>
             <w:r>
-              <w:t>Mid Yorkshire Teaching NHS Trust</w:t>
+              <w:t>South Tees Hospitals NHS Foundation Trust</w:t>
             </w:r>
           </w:p>
         </w:tc>
@@ -4027,7 +3775,7 @@
           </w:tcPr>
           <w:p>
             <w:r>
-              <w:t>29</w:t>
+              <w:t>28</w:t>
             </w:r>
           </w:p>
         </w:tc>
@@ -4049,7 +3797,7 @@
           </w:tcPr>
           <w:p>
             <w:r>
-              <w:t>North West Anglia NHS Foundation Trust</w:t>
+              <w:t>Swansea Bay University Health Board</w:t>
             </w:r>
           </w:p>
         </w:tc>
@@ -4059,7 +3807,7 @@
           </w:tcPr>
           <w:p>
             <w:r>
-              <w:t>21</w:t>
+              <w:t>25</w:t>
             </w:r>
           </w:p>
         </w:tc>
@@ -4081,7 +3829,7 @@
           </w:tcPr>
           <w:p>
             <w:r>
-              <w:t>North Cumbria Integrated Care NHS Foundation Trust</w:t>
+              <w:t>Leeds Teaching Hospitals NHS Trust</w:t>
             </w:r>
           </w:p>
         </w:tc>
@@ -4091,7 +3839,7 @@
           </w:tcPr>
           <w:p>
             <w:r>
-              <w:t>19</w:t>
+              <w:t>17</w:t>
             </w:r>
           </w:p>
         </w:tc>
@@ -4113,7 +3861,7 @@
           </w:tcPr>
           <w:p>
             <w:r>
-              <w:t>Health Service Executive</w:t>
+              <w:t>North West Anglia NHS Foundation Trust</w:t>
             </w:r>
           </w:p>
         </w:tc>
@@ -4123,7 +3871,7 @@
           </w:tcPr>
           <w:p>
             <w:r>
-              <w:t>18</w:t>
+              <w:t>17</w:t>
             </w:r>
           </w:p>
         </w:tc>
@@ -4145,7 +3893,7 @@
           </w:tcPr>
           <w:p>
             <w:r>
-              <w:t>Isle Of Wight NHS Trust</w:t>
+              <w:t>Health Service Executive</w:t>
             </w:r>
           </w:p>
         </w:tc>
@@ -4155,7 +3903,7 @@
           </w:tcPr>
           <w:p>
             <w:r>
-              <w:t>17</w:t>
+              <w:t>14</w:t>
             </w:r>
           </w:p>
         </w:tc>
@@ -4177,7 +3925,7 @@
           </w:tcPr>
           <w:p>
             <w:r>
-              <w:t>Doncaster and Bassetlaw Teaching Hospitals NHS Foundation Trust</w:t>
+              <w:t>Mid Yorkshire Teaching NHS Trust</w:t>
             </w:r>
           </w:p>
         </w:tc>
@@ -4187,7 +3935,7 @@
           </w:tcPr>
           <w:p>
             <w:r>
-              <w:t>14</w:t>
+              <w:t>10</w:t>
             </w:r>
           </w:p>
         </w:tc>
@@ -4209,7 +3957,7 @@
           </w:tcPr>
           <w:p>
             <w:r>
-              <w:t>Betsi Cadwaladr University Healthboard</w:t>
+              <w:t>North Cumbria Integrated Care NHS Foundation Trust</w:t>
             </w:r>
           </w:p>
         </w:tc>
@@ -4219,7 +3967,7 @@
           </w:tcPr>
           <w:p>
             <w:r>
-              <w:t>14</w:t>
+              <w:t>10</w:t>
             </w:r>
           </w:p>
         </w:tc>
@@ -4241,7 +3989,7 @@
           </w:tcPr>
           <w:p>
             <w:r>
-              <w:t>Aneurin Bevan University Healthboard</w:t>
+              <w:t>Northern Lincolnshire And Goole NHS Foundation Trust</w:t>
             </w:r>
           </w:p>
         </w:tc>
@@ -4251,7 +3999,7 @@
           </w:tcPr>
           <w:p>
             <w:r>
-              <w:t>13</w:t>
+              <w:t>10</w:t>
             </w:r>
           </w:p>
         </w:tc>
@@ -4273,7 +4021,7 @@
           </w:tcPr>
           <w:p>
             <w:r>
-              <w:t>Leeds Teaching Hospitals NHS Trust</w:t>
+              <w:t>Brighton And Sussex University Hospitals NHS Trust</w:t>
             </w:r>
           </w:p>
         </w:tc>
@@ -4283,7 +4031,7 @@
           </w:tcPr>
           <w:p>
             <w:r>
-              <w:t>12</w:t>
+              <w:t>9</w:t>
             </w:r>
           </w:p>
         </w:tc>
@@ -4305,7 +4053,7 @@
           </w:tcPr>
           <w:p>
             <w:r>
-              <w:t>Luton And Dunstable Hospital NHS Foundation Trust</w:t>
+              <w:t>Wye Valley NHS Trust</w:t>
             </w:r>
           </w:p>
         </w:tc>
@@ -4315,7 +4063,7 @@
           </w:tcPr>
           <w:p>
             <w:r>
-              <w:t>12</w:t>
+              <w:t>8</w:t>
             </w:r>
           </w:p>
         </w:tc>
